--- a/yh/project/20260407/customOrder/九阳4.docx
+++ b/yh/project/20260407/customOrder/九阳4.docx
@@ -79,12 +79,6 @@
             <w:insideH w:val="single" w:color="auto" w:sz="4" w:space="0"/>
             <w:insideV w:val="single" w:color="auto" w:sz="4" w:space="0"/>
           </w:tblBorders>
-          <w:tblCellMar>
-            <w:top w:w="0" w:type="dxa"/>
-            <w:left w:w="108" w:type="dxa"/>
-            <w:bottom w:w="0" w:type="dxa"/>
-            <w:right w:w="108" w:type="dxa"/>
-          </w:tblCellMar>
         </w:tblPrEx>
         <w:trPr>
           <w:jc w:val="center"/>
@@ -324,7 +318,7 @@
                 <w:vertAlign w:val="baseline"/>
                 <w:lang w:val="en-US" w:eastAsia="zh-CN"/>
               </w:rPr>
-              <w:t>九阳</w:t>
+              <w:t>九阳4</w:t>
             </w:r>
           </w:p>
         </w:tc>
@@ -457,7 +451,7 @@
                 <w:vertAlign w:val="baseline"/>
                 <w:lang w:val="en-US" w:eastAsia="zh-CN"/>
               </w:rPr>
-              <w:t>9</w:t>
+              <w:t>4</w:t>
             </w:r>
             <w:bookmarkStart w:id="0" w:name="_GoBack"/>
             <w:bookmarkEnd w:id="0"/>
